--- a/data/employees/EMP033/AST-EMP033-03.docx
+++ b/data/employees/EMP033/AST-EMP033-03.docx
@@ -7,10 +7,7 @@
         <w:pStyle w:val="Heading1"/>
       </w:pPr>
       <w:r>
-        <w:rPr>
-          <w:sz w:val="36"/>
-        </w:rPr>
-        <w:t>Design specification - EMP033</w:t>
+        <w:t>Ast Emp033 03 - EMP033</w:t>
       </w:r>
     </w:p>
     <w:p>
@@ -18,130 +15,32 @@
         <w:pStyle w:val="Heading2"/>
       </w:pPr>
       <w:r>
-        <w:t>Document Metadata</w:t>
-      </w:r>
-    </w:p>
-    <w:tbl>
-      <w:tblPr>
-        <w:tblStyle w:val="TableGrid"/>
-        <w:tblW w:type="auto" w:w="0"/>
-        <w:tblLook w:firstColumn="1" w:firstRow="1" w:lastColumn="0" w:lastRow="0" w:noHBand="0" w:noVBand="1" w:val="04A0"/>
-      </w:tblPr>
-      <w:tblGrid>
-        <w:gridCol w:w="4320"/>
-        <w:gridCol w:w="4320"/>
-      </w:tblGrid>
-      <w:tr>
-        <w:tc>
-          <w:tcPr>
-            <w:tcW w:type="dxa" w:w="4320"/>
-          </w:tcPr>
-          <w:p>
-            <w:r>
-              <w:t>Author</w:t>
-            </w:r>
-          </w:p>
-        </w:tc>
-        <w:tc>
-          <w:tcPr>
-            <w:tcW w:type="dxa" w:w="4320"/>
-          </w:tcPr>
-          <w:p>
-            <w:r>
-              <w:t>Taylor Miller</w:t>
-            </w:r>
-          </w:p>
-        </w:tc>
-      </w:tr>
-      <w:tr>
-        <w:tc>
-          <w:tcPr>
-            <w:tcW w:type="dxa" w:w="4320"/>
-          </w:tcPr>
-          <w:p>
-            <w:r>
-              <w:t>Role / Department</w:t>
-            </w:r>
-          </w:p>
-        </w:tc>
-        <w:tc>
-          <w:tcPr>
-            <w:tcW w:type="dxa" w:w="4320"/>
-          </w:tcPr>
-          <w:p>
-            <w:r>
-              <w:t>Architect | Manufacturing</w:t>
-            </w:r>
-          </w:p>
-        </w:tc>
-      </w:tr>
-      <w:tr>
-        <w:tc>
-          <w:tcPr>
-            <w:tcW w:type="dxa" w:w="4320"/>
-          </w:tcPr>
-          <w:p>
-            <w:r>
-              <w:t>Location</w:t>
-            </w:r>
-          </w:p>
-        </w:tc>
-        <w:tc>
-          <w:tcPr>
-            <w:tcW w:type="dxa" w:w="4320"/>
-          </w:tcPr>
-          <w:p>
-            <w:r>
-              <w:t>Fremont</w:t>
-            </w:r>
-          </w:p>
-        </w:tc>
-      </w:tr>
-      <w:tr>
-        <w:tc>
-          <w:tcPr>
-            <w:tcW w:type="dxa" w:w="4320"/>
-          </w:tcPr>
-          <w:p>
-            <w:r>
-              <w:t>Last Modified</w:t>
-            </w:r>
-          </w:p>
-        </w:tc>
-        <w:tc>
-          <w:tcPr>
-            <w:tcW w:type="dxa" w:w="4320"/>
-          </w:tcPr>
-          <w:p>
-            <w:r>
-              <w:t>2025-02-06</w:t>
-            </w:r>
-          </w:p>
-        </w:tc>
-      </w:tr>
-    </w:tbl>
-    <w:p/>
-    <w:p>
-      <w:pPr>
-        <w:pStyle w:val="Heading2"/>
-      </w:pPr>
-      <w:r>
-        <w:t>Specification</w:t>
+        <w:t>Page 1</w:t>
       </w:r>
     </w:p>
     <w:p>
       <w:r>
-        <w:t>Design Specification: Automated Assembly Line Module</w:t>
+        <w:t>Section 1: Department KPI performance. EMP033 contributes to ast emp033 03 through recurring collaboration, clear ownership boundaries, and measurable outcomes. The team captures decisions, open issues, and handoffs so that knowledge remains discoverable for future programs.</w:t>
       </w:r>
     </w:p>
     <w:p>
       <w:r>
-        <w:t>Version: 1.3</w:t>
+        <w:t>Section 2: Customer escalation analysis. EMP033 contributes to ast emp033 03 through recurring collaboration, clear ownership boundaries, and measurable outcomes. The team captures decisions, open issues, and handoffs so that knowledge remains discoverable for future programs.</w:t>
       </w:r>
     </w:p>
     <w:p>
       <w:r>
-        <w:t>This specification details the design requirements for the automated assembly module, including conveyor speed tolerance (+-0.5%), sensor calibration intervals, and failsafe shutdown sequences. The module interfaces with the MES via OPC-UA protocol.</w:t>
+        <w:t>Section 3: Data quality remediation. EMP033 contributes to ast emp033 03 through recurring collaboration, clear ownership boundaries, and measurable outcomes. The team captures decisions, open issues, and handoffs so that knowledge remains discoverable for future programs.</w:t>
+      </w:r>
+    </w:p>
+    <w:p>
+      <w:r>
+        <w:t>Section 4: Data quality remediation. EMP033 contributes to ast emp033 03 through recurring collaboration, clear ownership boundaries, and measurable outcomes. The team captures decisions, open issues, and handoffs so that knowledge remains discoverable for future programs.</w:t>
+      </w:r>
+    </w:p>
+    <w:p>
+      <w:r>
+        <w:br w:type="page"/>
       </w:r>
     </w:p>
     <w:p>
@@ -149,12 +48,60 @@
         <w:pStyle w:val="Heading2"/>
       </w:pPr>
       <w:r>
-        <w:t>Author Competencies</w:t>
+        <w:t>Page 2</w:t>
       </w:r>
     </w:p>
     <w:p>
       <w:r>
-        <w:t>Synapse, Power BI, SQL, Fabric</w:t>
+        <w:t>Section 1: Data quality remediation. EMP033 contributes to ast emp033 03 through recurring collaboration, clear ownership boundaries, and measurable outcomes. The team captures decisions, open issues, and handoffs so that knowledge remains discoverable for future programs.</w:t>
+      </w:r>
+    </w:p>
+    <w:p>
+      <w:r>
+        <w:t>Section 2: Customer escalation analysis. EMP033 contributes to ast emp033 03 through recurring collaboration, clear ownership boundaries, and measurable outcomes. The team captures decisions, open issues, and handoffs so that knowledge remains discoverable for future programs.</w:t>
+      </w:r>
+    </w:p>
+    <w:p>
+      <w:r>
+        <w:t>Section 3: Data quality remediation. EMP033 contributes to ast emp033 03 through recurring collaboration, clear ownership boundaries, and measurable outcomes. The team captures decisions, open issues, and handoffs so that knowledge remains discoverable for future programs.</w:t>
+      </w:r>
+    </w:p>
+    <w:p>
+      <w:r>
+        <w:t>Section 4: Customer escalation analysis. EMP033 contributes to ast emp033 03 through recurring collaboration, clear ownership boundaries, and measurable outcomes. The team captures decisions, open issues, and handoffs so that knowledge remains discoverable for future programs.</w:t>
+      </w:r>
+    </w:p>
+    <w:p>
+      <w:r>
+        <w:br w:type="page"/>
+      </w:r>
+    </w:p>
+    <w:p>
+      <w:pPr>
+        <w:pStyle w:val="Heading2"/>
+      </w:pPr>
+      <w:r>
+        <w:t>Page 3</w:t>
+      </w:r>
+    </w:p>
+    <w:p>
+      <w:r>
+        <w:t>Section 1: Fabric semantic model planning. EMP033 contributes to ast emp033 03 through recurring collaboration, clear ownership boundaries, and measurable outcomes. The team captures decisions, open issues, and handoffs so that knowledge remains discoverable for future programs.</w:t>
+      </w:r>
+    </w:p>
+    <w:p>
+      <w:r>
+        <w:t>Section 2: Department KPI performance. EMP033 contributes to ast emp033 03 through recurring collaboration, clear ownership boundaries, and measurable outcomes. The team captures decisions, open issues, and handoffs so that knowledge remains discoverable for future programs.</w:t>
+      </w:r>
+    </w:p>
+    <w:p>
+      <w:r>
+        <w:t>Section 3: Data quality remediation. EMP033 contributes to ast emp033 03 through recurring collaboration, clear ownership boundaries, and measurable outcomes. The team captures decisions, open issues, and handoffs so that knowledge remains discoverable for future programs.</w:t>
+      </w:r>
+    </w:p>
+    <w:p>
+      <w:r>
+        <w:t>Section 4: Customer escalation analysis. EMP033 contributes to ast emp033 03 through recurring collaboration, clear ownership boundaries, and measurable outcomes. The team captures decisions, open issues, and handoffs so that knowledge remains discoverable for future programs.</w:t>
       </w:r>
     </w:p>
     <w:sectPr>
